--- a/Kanazawa University Realated/Intelligent Robot/Integlligent Robot A assignment by THU TA ZAW.docx
+++ b/Kanazawa University Realated/Intelligent Robot/Integlligent Robot A assignment by THU TA ZAW.docx
@@ -328,7 +328,90 @@
         <w:t>moving straight down.</w:t>
       </w:r>
     </w:p>
-    <w:p/>
+    <w:p>
+      <w:pPr>
+        <w:rPr>
+          <w:u w:val="single"/>
+        </w:rPr>
+      </w:pPr>
+      <w:r>
+        <w:rPr>
+          <w:u w:val="single"/>
+        </w:rPr>
+        <w:t>Free body diagram of the coin stack in the water</w:t>
+      </w:r>
+    </w:p>
+    <w:p>
+      <w:pPr>
+        <w:jc w:val="center"/>
+      </w:pPr>
+      <w:r>
+        <w:rPr>
+          <w:noProof/>
+        </w:rPr>
+        <w:drawing>
+          <wp:inline distT="0" distB="0" distL="0" distR="0" wp14:anchorId="115B4BF1" wp14:editId="04A3EA53">
+            <wp:extent cx="1380226" cy="2078355"/>
+            <wp:effectExtent l="0" t="0" r="0" b="0"/>
+            <wp:docPr id="357421459" name="Picture 1"/>
+            <wp:cNvGraphicFramePr>
+              <a:graphicFrameLocks xmlns:a="http://schemas.openxmlformats.org/drawingml/2006/main" noChangeAspect="1"/>
+            </wp:cNvGraphicFramePr>
+            <a:graphic xmlns:a="http://schemas.openxmlformats.org/drawingml/2006/main">
+              <a:graphicData uri="http://schemas.openxmlformats.org/drawingml/2006/picture">
+                <pic:pic xmlns:pic="http://schemas.openxmlformats.org/drawingml/2006/picture">
+                  <pic:nvPicPr>
+                    <pic:cNvPr id="0" name="Picture 1"/>
+                    <pic:cNvPicPr>
+                      <a:picLocks noChangeAspect="1" noChangeArrowheads="1"/>
+                    </pic:cNvPicPr>
+                  </pic:nvPicPr>
+                  <pic:blipFill rotWithShape="1">
+                    <a:blip r:embed="rId7" cstate="print">
+                      <a:extLst>
+                        <a:ext uri="{28A0092B-C50C-407E-A947-70E740481C1C}">
+                          <a14:useLocalDpi xmlns:a14="http://schemas.microsoft.com/office/drawing/2010/main" val="0"/>
+                        </a:ext>
+                      </a:extLst>
+                    </a:blip>
+                    <a:srcRect l="38386" t="28638" r="38349" b="17442"/>
+                    <a:stretch>
+                      <a:fillRect/>
+                    </a:stretch>
+                  </pic:blipFill>
+                  <pic:spPr bwMode="auto">
+                    <a:xfrm>
+                      <a:off x="0" y="0"/>
+                      <a:ext cx="1380674" cy="2079029"/>
+                    </a:xfrm>
+                    <a:prstGeom prst="rect">
+                      <a:avLst/>
+                    </a:prstGeom>
+                    <a:noFill/>
+                    <a:ln>
+                      <a:noFill/>
+                    </a:ln>
+                    <a:extLst>
+                      <a:ext uri="{53640926-AAD7-44D8-BBD7-CCE9431645EC}">
+                        <a14:shadowObscured xmlns:a14="http://schemas.microsoft.com/office/drawing/2010/main"/>
+                      </a:ext>
+                    </a:extLst>
+                  </pic:spPr>
+                </pic:pic>
+              </a:graphicData>
+            </a:graphic>
+          </wp:inline>
+        </w:drawing>
+      </w:r>
+    </w:p>
+    <w:p>
+      <w:pPr>
+        <w:jc w:val="center"/>
+      </w:pPr>
+      <w:r>
+        <w:t>Fig.1 Free body diagram of the coin stack in the water</w:t>
+      </w:r>
+    </w:p>
     <w:p>
       <w:r>
         <w:t>Forces</w:t>
@@ -336,20 +419,14 @@
       <w:r>
         <w:t xml:space="preserve"> acting on the coins stacked</w:t>
       </w:r>
-    </w:p>
-    <w:p>
       <w:r>
-        <w:rPr>
-          <w:highlight w:val="yellow"/>
-        </w:rPr>
-        <w:t>(free body diagram)</w:t>
+        <w:t xml:space="preserve"> are:</w:t>
       </w:r>
-      <w:r>
-        <w:t xml:space="preserve"> coin photo</w:t>
-      </w:r>
-    </w:p>
-    <w:p/>
-    <w:p>
+    </w:p>
+    <w:p>
+      <w:pPr>
+        <w:ind w:firstLine="720"/>
+      </w:pPr>
       <w:r>
         <w:t xml:space="preserve">Gravity: </w:t>
       </w:r>
@@ -398,6 +475,9 @@
       </m:oMath>
     </w:p>
     <w:p>
+      <w:pPr>
+        <w:ind w:firstLine="720"/>
+      </w:pPr>
       <w:r>
         <w:t xml:space="preserve">Buoyancy: </w:t>
       </w:r>
@@ -491,6 +571,7 @@
     </w:p>
     <w:p>
       <w:pPr>
+        <w:ind w:firstLine="720"/>
         <w:rPr>
           <w:iCs/>
         </w:rPr>
@@ -561,6 +642,42 @@
           <w:iCs/>
         </w:rPr>
       </w:pPr>
+    </w:p>
+    <w:p>
+      <w:pPr>
+        <w:rPr>
+          <w:iCs/>
+        </w:rPr>
+      </w:pPr>
+    </w:p>
+    <w:p>
+      <w:pPr>
+        <w:rPr>
+          <w:iCs/>
+        </w:rPr>
+      </w:pPr>
+    </w:p>
+    <w:p>
+      <w:pPr>
+        <w:rPr>
+          <w:iCs/>
+        </w:rPr>
+      </w:pPr>
+      <w:r>
+        <w:rPr>
+          <w:iCs/>
+        </w:rPr>
+        <w:lastRenderedPageBreak/>
+        <w:t>Where:</w:t>
+      </w:r>
+    </w:p>
+    <w:p>
+      <w:pPr>
+        <w:ind w:firstLine="720"/>
+        <w:rPr>
+          <w:iCs/>
+        </w:rPr>
+      </w:pPr>
       <m:oMath>
         <m:sSub>
           <m:sSubPr>
@@ -610,6 +727,7 @@
     </w:p>
     <w:p>
       <w:pPr>
+        <w:ind w:firstLine="720"/>
         <w:rPr>
           <w:iCs/>
         </w:rPr>
@@ -623,6 +741,7 @@
     </w:p>
     <w:p>
       <w:pPr>
+        <w:ind w:firstLine="720"/>
         <w:rPr>
           <w:iCs/>
         </w:rPr>
@@ -633,17 +752,16 @@
         </w:rPr>
         <w:t xml:space="preserve">M = mass of coin </w:t>
       </w:r>
-      <w:proofErr w:type="spellStart"/>
       <w:r>
         <w:rPr>
           <w:iCs/>
         </w:rPr>
-        <w:t>stac</w:t>
+        <w:t>stacks</w:t>
       </w:r>
-      <w:proofErr w:type="spellEnd"/>
-    </w:p>
-    <w:p>
-      <w:pPr>
+    </w:p>
+    <w:p>
+      <w:pPr>
+        <w:ind w:firstLine="720"/>
         <w:rPr>
           <w:iCs/>
         </w:rPr>
@@ -866,7 +984,6 @@
         </m:oMath>
       </m:oMathPara>
     </w:p>
-    <w:p/>
     <w:p>
       <w:r>
         <w:t>Effective weight:</w:t>
@@ -1006,13 +1123,6 @@
           <w:iCs/>
         </w:rPr>
       </w:pPr>
-    </w:p>
-    <w:p>
-      <w:pPr>
-        <w:rPr>
-          <w:iCs/>
-        </w:rPr>
-      </w:pPr>
       <m:oMathPara>
         <m:oMath>
           <m:r>
@@ -1108,13 +1218,6 @@
           <w:iCs/>
         </w:rPr>
       </w:pPr>
-    </w:p>
-    <w:p>
-      <w:pPr>
-        <w:rPr>
-          <w:iCs/>
-        </w:rPr>
-      </w:pPr>
       <w:r>
         <w:rPr>
           <w:iCs/>
@@ -1162,6 +1265,9 @@
       </w:r>
     </w:p>
     <w:p>
+      <w:pPr>
+        <w:jc w:val="center"/>
+      </w:pPr>
       <m:oMath>
         <m:r>
           <m:rPr>
@@ -1299,7 +1405,6 @@
         <w:t>)</w:t>
       </w:r>
     </w:p>
-    <w:p/>
     <w:p>
       <w:r>
         <w:t>where:</w:t>
@@ -1457,13 +1562,6 @@
           <w:iCs/>
         </w:rPr>
       </w:pPr>
-    </w:p>
-    <w:p>
-      <w:pPr>
-        <w:rPr>
-          <w:iCs/>
-        </w:rPr>
-      </w:pPr>
       <w:r>
         <w:rPr>
           <w:iCs/>
@@ -1594,47 +1692,6 @@
           <w:iCs/>
         </w:rPr>
       </w:pPr>
-    </w:p>
-    <w:p>
-      <w:pPr>
-        <w:rPr>
-          <w:iCs/>
-        </w:rPr>
-      </w:pPr>
-    </w:p>
-    <w:p>
-      <w:pPr>
-        <w:rPr>
-          <w:iCs/>
-        </w:rPr>
-      </w:pPr>
-    </w:p>
-    <w:p>
-      <w:pPr>
-        <w:rPr>
-          <w:iCs/>
-        </w:rPr>
-      </w:pPr>
-    </w:p>
-    <w:p>
-      <w:pPr>
-        <w:rPr>
-          <w:iCs/>
-        </w:rPr>
-      </w:pPr>
-    </w:p>
-    <w:p>
-      <w:pPr>
-        <w:rPr>
-          <w:iCs/>
-        </w:rPr>
-      </w:pPr>
-      <w:r>
-        <w:rPr>
-          <w:iCs/>
-        </w:rPr>
-        <w:t xml:space="preserve"> </w:t>
-      </w:r>
     </w:p>
     <w:p>
       <w:pPr>
@@ -1871,6 +1928,7 @@
     </w:tbl>
     <w:p>
       <w:pPr>
+        <w:jc w:val="center"/>
         <w:rPr>
           <w:iCs/>
         </w:rPr>
@@ -1881,14 +1939,12 @@
         </w:rPr>
         <w:t xml:space="preserve">Table. 1-yen </w:t>
       </w:r>
-      <w:proofErr w:type="gramStart"/>
       <w:r>
         <w:rPr>
           <w:iCs/>
         </w:rPr>
-        <w:t>coin’s</w:t>
+        <w:t>coin</w:t>
       </w:r>
-      <w:proofErr w:type="gramEnd"/>
       <w:r>
         <w:rPr>
           <w:iCs/>
@@ -1905,6 +1961,7 @@
     </w:p>
     <w:p>
       <w:pPr>
+        <w:ind w:firstLine="720"/>
         <w:rPr>
           <w:iCs/>
         </w:rPr>
@@ -1913,42 +1970,295 @@
         <w:rPr>
           <w:iCs/>
         </w:rPr>
-        <w:t>From the experiment:</w:t>
+        <w:t>The experiment</w:t>
       </w:r>
-    </w:p>
-    <w:p>
-      <w:pPr>
+      <w:r>
         <w:rPr>
           <w:iCs/>
         </w:rPr>
-      </w:pPr>
+        <w:t xml:space="preserve"> was</w:t>
+      </w:r>
       <w:r>
         <w:rPr>
           <w:iCs/>
         </w:rPr>
-        <w:t xml:space="preserve">The coin stack </w:t>
+        <w:t xml:space="preserve"> performed by using </w:t>
       </w:r>
-      <w:proofErr w:type="gramStart"/>
       <w:r>
         <w:rPr>
           <w:iCs/>
         </w:rPr>
-        <w:t>travel</w:t>
+        <w:t>simple</w:t>
       </w:r>
-      <w:proofErr w:type="gramEnd"/>
+      <w:r>
+        <w:rPr>
+          <w:iCs/>
+        </w:rPr>
+        <w:t xml:space="preserve"> </w:t>
+      </w:r>
+      <w:r>
+        <w:rPr>
+          <w:iCs/>
+        </w:rPr>
+        <w:t>household</w:t>
+      </w:r>
+      <w:r>
+        <w:rPr>
+          <w:iCs/>
+        </w:rPr>
+        <w:t xml:space="preserve"> items</w:t>
+      </w:r>
+      <w:r>
+        <w:rPr>
+          <w:iCs/>
+        </w:rPr>
+        <w:t xml:space="preserve">. Starting with, five one-yen coins were stacked with tape, and then a clear 1 L water bottle was filled with water, and a paper with measurement markers was taped to the surface of the bottle for the measurement. After the preparation, the video is recorded by the mobile phone, and the coin stack was dropped from the start of the water level to the bottom of the water bottle. The time taken by the coin </w:t>
+      </w:r>
+      <w:r>
+        <w:rPr>
+          <w:iCs/>
+        </w:rPr>
+        <w:t>stacked</w:t>
+      </w:r>
+      <w:r>
+        <w:rPr>
+          <w:iCs/>
+        </w:rPr>
+        <w:t xml:space="preserve"> </w:t>
+      </w:r>
+      <w:r>
+        <w:rPr>
+          <w:iCs/>
+        </w:rPr>
+        <w:t>to travel from the top to the bottom of the water bottle is noted.</w:t>
+      </w:r>
+    </w:p>
+    <w:p>
+      <w:pPr>
+        <w:jc w:val="center"/>
+        <w:rPr>
+          <w:iCs/>
+        </w:rPr>
+      </w:pPr>
+      <w:r>
+        <w:rPr>
+          <w:iCs/>
+          <w:noProof/>
+        </w:rPr>
+        <w:drawing>
+          <wp:inline distT="0" distB="0" distL="0" distR="0" wp14:anchorId="51A80A1A" wp14:editId="4303C96A">
+            <wp:extent cx="2533650" cy="3795209"/>
+            <wp:effectExtent l="0" t="0" r="0" b="0"/>
+            <wp:docPr id="374945669" name="Picture 2" descr="A hand holding a measuring cylinder&#10;&#10;AI-generated content may be incorrect."/>
+            <wp:cNvGraphicFramePr>
+              <a:graphicFrameLocks xmlns:a="http://schemas.openxmlformats.org/drawingml/2006/main" noChangeAspect="1"/>
+            </wp:cNvGraphicFramePr>
+            <a:graphic xmlns:a="http://schemas.openxmlformats.org/drawingml/2006/main">
+              <a:graphicData uri="http://schemas.openxmlformats.org/drawingml/2006/picture">
+                <pic:pic xmlns:pic="http://schemas.openxmlformats.org/drawingml/2006/picture">
+                  <pic:nvPicPr>
+                    <pic:cNvPr id="374945669" name="Picture 2" descr="A hand holding a measuring cylinder&#10;&#10;AI-generated content may be incorrect."/>
+                    <pic:cNvPicPr>
+                      <a:picLocks noChangeAspect="1" noChangeArrowheads="1"/>
+                    </pic:cNvPicPr>
+                  </pic:nvPicPr>
+                  <pic:blipFill rotWithShape="1">
+                    <a:blip r:embed="rId8">
+                      <a:extLst>
+                        <a:ext uri="{28A0092B-C50C-407E-A947-70E740481C1C}">
+                          <a14:useLocalDpi xmlns:a14="http://schemas.microsoft.com/office/drawing/2010/main" val="0"/>
+                        </a:ext>
+                      </a:extLst>
+                    </a:blip>
+                    <a:srcRect t="18065"/>
+                    <a:stretch>
+                      <a:fillRect/>
+                    </a:stretch>
+                  </pic:blipFill>
+                  <pic:spPr bwMode="auto">
+                    <a:xfrm>
+                      <a:off x="0" y="0"/>
+                      <a:ext cx="2537089" cy="3800360"/>
+                    </a:xfrm>
+                    <a:prstGeom prst="rect">
+                      <a:avLst/>
+                    </a:prstGeom>
+                    <a:noFill/>
+                    <a:ln>
+                      <a:noFill/>
+                    </a:ln>
+                    <a:extLst>
+                      <a:ext uri="{53640926-AAD7-44D8-BBD7-CCE9431645EC}">
+                        <a14:shadowObscured xmlns:a14="http://schemas.microsoft.com/office/drawing/2010/main"/>
+                      </a:ext>
+                    </a:extLst>
+                  </pic:spPr>
+                </pic:pic>
+              </a:graphicData>
+            </a:graphic>
+          </wp:inline>
+        </w:drawing>
+      </w:r>
+    </w:p>
+    <w:p>
+      <w:pPr>
+        <w:jc w:val="center"/>
+        <w:rPr>
+          <w:iCs/>
+        </w:rPr>
+      </w:pPr>
+      <w:r>
+        <w:rPr>
+          <w:iCs/>
+        </w:rPr>
+        <w:t xml:space="preserve">Fig.2 The starting point of the coin stacked before the </w:t>
+      </w:r>
+      <w:r>
+        <w:rPr>
+          <w:iCs/>
+        </w:rPr>
+        <w:t>release</w:t>
+      </w:r>
+      <w:r>
+        <w:rPr>
+          <w:iCs/>
+        </w:rPr>
+        <w:t xml:space="preserve"> into the water bottle</w:t>
+      </w:r>
+    </w:p>
+    <w:p>
+      <w:pPr>
+        <w:rPr>
+          <w:iCs/>
+          <w:noProof/>
+        </w:rPr>
+      </w:pPr>
+    </w:p>
+    <w:p>
+      <w:pPr>
+        <w:jc w:val="center"/>
+        <w:rPr>
+          <w:iCs/>
+        </w:rPr>
+      </w:pPr>
+      <w:r>
+        <w:rPr>
+          <w:iCs/>
+          <w:noProof/>
+        </w:rPr>
+        <w:lastRenderedPageBreak/>
+        <w:drawing>
+          <wp:inline distT="0" distB="0" distL="0" distR="0" wp14:anchorId="591B03CF" wp14:editId="3632A21C">
+            <wp:extent cx="2572204" cy="3950898"/>
+            <wp:effectExtent l="0" t="0" r="0" b="0"/>
+            <wp:docPr id="508123594" name="Picture 3"/>
+            <wp:cNvGraphicFramePr>
+              <a:graphicFrameLocks xmlns:a="http://schemas.openxmlformats.org/drawingml/2006/main" noChangeAspect="1"/>
+            </wp:cNvGraphicFramePr>
+            <a:graphic xmlns:a="http://schemas.openxmlformats.org/drawingml/2006/main">
+              <a:graphicData uri="http://schemas.openxmlformats.org/drawingml/2006/picture">
+                <pic:pic xmlns:pic="http://schemas.openxmlformats.org/drawingml/2006/picture">
+                  <pic:nvPicPr>
+                    <pic:cNvPr id="0" name="Picture 3"/>
+                    <pic:cNvPicPr>
+                      <a:picLocks noChangeAspect="1" noChangeArrowheads="1"/>
+                    </pic:cNvPicPr>
+                  </pic:nvPicPr>
+                  <pic:blipFill rotWithShape="1">
+                    <a:blip r:embed="rId9">
+                      <a:extLst>
+                        <a:ext uri="{28A0092B-C50C-407E-A947-70E740481C1C}">
+                          <a14:useLocalDpi xmlns:a14="http://schemas.microsoft.com/office/drawing/2010/main" val="0"/>
+                        </a:ext>
+                      </a:extLst>
+                    </a:blip>
+                    <a:srcRect t="15982"/>
+                    <a:stretch>
+                      <a:fillRect/>
+                    </a:stretch>
+                  </pic:blipFill>
+                  <pic:spPr bwMode="auto">
+                    <a:xfrm>
+                      <a:off x="0" y="0"/>
+                      <a:ext cx="2579597" cy="3962254"/>
+                    </a:xfrm>
+                    <a:prstGeom prst="rect">
+                      <a:avLst/>
+                    </a:prstGeom>
+                    <a:noFill/>
+                    <a:ln>
+                      <a:noFill/>
+                    </a:ln>
+                    <a:extLst>
+                      <a:ext uri="{53640926-AAD7-44D8-BBD7-CCE9431645EC}">
+                        <a14:shadowObscured xmlns:a14="http://schemas.microsoft.com/office/drawing/2010/main"/>
+                      </a:ext>
+                    </a:extLst>
+                  </pic:spPr>
+                </pic:pic>
+              </a:graphicData>
+            </a:graphic>
+          </wp:inline>
+        </w:drawing>
+      </w:r>
+    </w:p>
+    <w:p>
+      <w:pPr>
+        <w:jc w:val="center"/>
+        <w:rPr>
+          <w:iCs/>
+        </w:rPr>
+      </w:pPr>
+      <w:r>
+        <w:rPr>
+          <w:iCs/>
+        </w:rPr>
+        <w:t>Fig.3 The end point of the coin</w:t>
+      </w:r>
+      <w:r>
+        <w:rPr>
+          <w:iCs/>
+        </w:rPr>
+        <w:t xml:space="preserve"> after travelling for 1.1s after releasing</w:t>
+      </w:r>
+    </w:p>
+    <w:p>
+      <w:pPr>
+        <w:ind w:firstLine="720"/>
+        <w:rPr>
+          <w:iCs/>
+        </w:rPr>
+      </w:pPr>
+      <w:r>
+        <w:rPr>
+          <w:iCs/>
+        </w:rPr>
+        <w:t>According to the experiment, the</w:t>
+      </w:r>
+      <w:r>
+        <w:rPr>
+          <w:iCs/>
+        </w:rPr>
+        <w:t xml:space="preserve"> coin stack </w:t>
+      </w:r>
+      <w:r>
+        <w:rPr>
+          <w:iCs/>
+        </w:rPr>
+        <w:t>travels</w:t>
+      </w:r>
       <w:r>
         <w:rPr>
           <w:iCs/>
         </w:rPr>
         <w:t xml:space="preserve"> 20.5 cm in 1.1s</w:t>
       </w:r>
-    </w:p>
-    <w:p>
-      <w:pPr>
+      <w:r>
         <w:rPr>
           <w:iCs/>
         </w:rPr>
-      </w:pPr>
+        <w:t>.</w:t>
+      </w:r>
     </w:p>
     <w:p>
       <w:pPr>
@@ -2138,13 +2448,6 @@
           <w:iCs/>
         </w:rPr>
       </w:pPr>
-    </w:p>
-    <w:p>
-      <w:pPr>
-        <w:rPr>
-          <w:iCs/>
-        </w:rPr>
-      </w:pPr>
       <w:r>
         <w:rPr>
           <w:iCs/>
@@ -2189,10 +2492,75 @@
     </w:p>
     <w:p>
       <w:pPr>
+        <w:jc w:val="center"/>
         <w:rPr>
           <w:iCs/>
         </w:rPr>
       </w:pPr>
+      <m:oMathPara>
+        <m:oMath>
+          <m:sSub>
+            <m:sSubPr>
+              <m:ctrlPr>
+                <w:rPr>
+                  <w:rFonts w:ascii="Cambria Math" w:hAnsi="Cambria Math"/>
+                  <w:i/>
+                  <w:iCs/>
+                </w:rPr>
+              </m:ctrlPr>
+            </m:sSubPr>
+            <m:e>
+              <m:r>
+                <w:rPr>
+                  <w:rFonts w:ascii="Cambria Math" w:hAnsi="Cambria Math"/>
+                </w:rPr>
+                <m:t>v</m:t>
+              </m:r>
+            </m:e>
+            <m:sub>
+              <m:r>
+                <w:rPr>
+                  <w:rFonts w:ascii="Cambria Math" w:hAnsi="Cambria Math"/>
+                </w:rPr>
+                <m:t>t</m:t>
+              </m:r>
+            </m:sub>
+          </m:sSub>
+          <m:r>
+            <w:rPr>
+              <w:rFonts w:ascii="Cambria Math" w:hAnsi="Cambria Math"/>
+            </w:rPr>
+            <m:t>≈ 0.186 m</m:t>
+          </m:r>
+          <m:sSup>
+            <m:sSupPr>
+              <m:ctrlPr>
+                <w:rPr>
+                  <w:rFonts w:ascii="Cambria Math" w:hAnsi="Cambria Math"/>
+                  <w:i/>
+                  <w:iCs/>
+                </w:rPr>
+              </m:ctrlPr>
+            </m:sSupPr>
+            <m:e>
+              <m:r>
+                <w:rPr>
+                  <w:rFonts w:ascii="Cambria Math" w:hAnsi="Cambria Math"/>
+                </w:rPr>
+                <m:t>s</m:t>
+              </m:r>
+            </m:e>
+            <m:sup>
+              <m:r>
+                <w:rPr>
+                  <w:rFonts w:ascii="Cambria Math" w:hAnsi="Cambria Math"/>
+                </w:rPr>
+                <m:t>-1</m:t>
+              </m:r>
+            </m:sup>
+          </m:sSup>
+        </m:oMath>
+      </m:oMathPara>
     </w:p>
     <w:p>
       <w:pPr>
@@ -2200,84 +2568,16 @@
           <w:iCs/>
         </w:rPr>
       </w:pPr>
-      <m:oMath>
-        <m:sSub>
-          <m:sSubPr>
-            <m:ctrlPr>
-              <w:rPr>
-                <w:rFonts w:ascii="Cambria Math" w:hAnsi="Cambria Math"/>
-                <w:i/>
-                <w:iCs/>
-              </w:rPr>
-            </m:ctrlPr>
-          </m:sSubPr>
-          <m:e>
-            <m:r>
-              <w:rPr>
-                <w:rFonts w:ascii="Cambria Math" w:hAnsi="Cambria Math"/>
-              </w:rPr>
-              <m:t>v</m:t>
-            </m:r>
-          </m:e>
-          <m:sub>
-            <m:r>
-              <w:rPr>
-                <w:rFonts w:ascii="Cambria Math" w:hAnsi="Cambria Math"/>
-              </w:rPr>
-              <m:t>t</m:t>
-            </m:r>
-          </m:sub>
-        </m:sSub>
-        <m:r>
-          <w:rPr>
-            <w:rFonts w:ascii="Cambria Math" w:hAnsi="Cambria Math"/>
-          </w:rPr>
-          <m:t>≈ 0.186 m</m:t>
-        </m:r>
-        <m:sSup>
-          <m:sSupPr>
-            <m:ctrlPr>
-              <w:rPr>
-                <w:rFonts w:ascii="Cambria Math" w:hAnsi="Cambria Math"/>
-                <w:i/>
-                <w:iCs/>
-              </w:rPr>
-            </m:ctrlPr>
-          </m:sSupPr>
-          <m:e>
-            <m:r>
-              <w:rPr>
-                <w:rFonts w:ascii="Cambria Math" w:hAnsi="Cambria Math"/>
-              </w:rPr>
-              <m:t>s</m:t>
-            </m:r>
-          </m:e>
-          <m:sup>
-            <m:r>
-              <w:rPr>
-                <w:rFonts w:ascii="Cambria Math" w:hAnsi="Cambria Math"/>
-              </w:rPr>
-              <m:t>-1</m:t>
-            </m:r>
-          </m:sup>
-        </m:sSup>
-      </m:oMath>
       <w:r>
         <w:rPr>
           <w:iCs/>
         </w:rPr>
-        <w:t xml:space="preserve"> </w:t>
+        <w:t>Where:</w:t>
       </w:r>
     </w:p>
     <w:p>
       <w:pPr>
-        <w:rPr>
-          <w:iCs/>
-        </w:rPr>
-      </w:pPr>
-    </w:p>
-    <w:p>
-      <w:pPr>
+        <w:ind w:left="720"/>
         <w:rPr>
           <w:iCs/>
         </w:rPr>
@@ -2291,6 +2591,7 @@
     </w:p>
     <w:p>
       <w:pPr>
+        <w:ind w:left="720"/>
         <w:rPr>
           <w:iCs/>
         </w:rPr>
@@ -2368,6 +2669,7 @@
     </w:p>
     <w:p>
       <w:pPr>
+        <w:ind w:left="720"/>
         <w:rPr>
           <w:iCs/>
         </w:rPr>
@@ -2450,6 +2752,7 @@
     </w:p>
     <w:p>
       <w:pPr>
+        <w:ind w:left="720"/>
         <w:rPr>
           <w:iCs/>
         </w:rPr>
@@ -2509,10 +2812,18 @@
           <w:iCs/>
         </w:rPr>
       </w:pPr>
+    </w:p>
+    <w:p>
+      <w:pPr>
+        <w:rPr>
+          <w:iCs/>
+        </w:rPr>
+      </w:pPr>
       <w:r>
         <w:rPr>
           <w:iCs/>
         </w:rPr>
+        <w:lastRenderedPageBreak/>
         <w:t xml:space="preserve">Buoyant mass: </w:t>
       </w:r>
     </w:p>
@@ -2813,173 +3124,167 @@
     </w:p>
     <w:p/>
     <w:p>
-      <w:r>
-        <w:t xml:space="preserve">  </w:t>
-      </w:r>
-      <m:oMath>
-        <m:r>
-          <w:rPr>
-            <w:rFonts w:ascii="Cambria Math" w:hAnsi="Cambria Math"/>
-          </w:rPr>
-          <m:t xml:space="preserve"> c=</m:t>
-        </m:r>
-        <m:f>
-          <m:fPr>
-            <m:ctrlPr>
-              <w:rPr>
-                <w:rFonts w:ascii="Cambria Math" w:hAnsi="Cambria Math"/>
-                <w:i/>
-              </w:rPr>
-            </m:ctrlPr>
-          </m:fPr>
-          <m:num>
-            <m:sSub>
-              <m:sSubPr>
-                <m:ctrlPr>
-                  <w:rPr>
-                    <w:rFonts w:ascii="Cambria Math" w:hAnsi="Cambria Math"/>
-                    <w:iCs/>
-                  </w:rPr>
-                </m:ctrlPr>
-              </m:sSubPr>
-              <m:e>
-                <m:r>
-                  <m:rPr>
-                    <m:sty m:val="p"/>
-                  </m:rPr>
-                  <w:rPr>
-                    <w:rFonts w:ascii="Cambria Math" w:hAnsi="Cambria Math"/>
-                  </w:rPr>
-                  <m:t>W</m:t>
-                </m:r>
-              </m:e>
-              <m:sub>
-                <m:r>
-                  <m:rPr>
-                    <m:sty m:val="p"/>
-                  </m:rPr>
-                  <w:rPr>
-                    <w:rFonts w:ascii="Cambria Math" w:hAnsi="Cambria Math"/>
-                  </w:rPr>
-                  <m:t>eff</m:t>
-                </m:r>
-              </m:sub>
-            </m:sSub>
-          </m:num>
-          <m:den>
-            <m:sSub>
-              <m:sSubPr>
-                <m:ctrlPr>
-                  <w:rPr>
-                    <w:rFonts w:ascii="Cambria Math" w:hAnsi="Cambria Math"/>
-                  </w:rPr>
-                </m:ctrlPr>
-              </m:sSubPr>
-              <m:e>
-                <m:r>
-                  <m:rPr>
-                    <m:sty m:val="p"/>
-                  </m:rPr>
-                  <w:rPr>
-                    <w:rFonts w:ascii="Cambria Math" w:hAnsi="Cambria Math"/>
-                  </w:rPr>
-                  <m:t>v</m:t>
-                </m:r>
-              </m:e>
-              <m:sub>
-                <m:r>
-                  <m:rPr>
-                    <m:sty m:val="p"/>
-                  </m:rPr>
-                  <w:rPr>
-                    <w:rFonts w:ascii="Cambria Math" w:hAnsi="Cambria Math"/>
-                  </w:rPr>
-                  <m:t>t</m:t>
-                </m:r>
-              </m:sub>
-            </m:sSub>
-          </m:den>
-        </m:f>
-        <m:r>
-          <w:rPr>
-            <w:rFonts w:ascii="Cambria Math" w:hAnsi="Cambria Math"/>
-          </w:rPr>
-          <m:t xml:space="preserve">≈ </m:t>
-        </m:r>
-        <m:f>
-          <m:fPr>
-            <m:ctrlPr>
-              <w:rPr>
-                <w:rFonts w:ascii="Cambria Math" w:hAnsi="Cambria Math"/>
-                <w:i/>
-              </w:rPr>
-            </m:ctrlPr>
-          </m:fPr>
-          <m:num>
-            <m:r>
-              <m:rPr>
-                <m:sty m:val="p"/>
-              </m:rPr>
-              <w:rPr>
-                <w:rFonts w:ascii="Cambria Math" w:hAnsi="Cambria Math"/>
-              </w:rPr>
-              <m:t>0.0306</m:t>
-            </m:r>
-          </m:num>
-          <m:den>
-            <m:r>
-              <m:rPr>
-                <m:sty m:val="p"/>
-              </m:rPr>
-              <w:rPr>
-                <w:rFonts w:ascii="Cambria Math" w:hAnsi="Cambria Math"/>
-              </w:rPr>
-              <m:t>0.186</m:t>
-            </m:r>
-          </m:den>
-        </m:f>
-        <m:r>
-          <w:rPr>
-            <w:rFonts w:ascii="Cambria Math" w:hAnsi="Cambria Math"/>
-          </w:rPr>
-          <m:t>≈0.164N</m:t>
-        </m:r>
-        <m:sSup>
-          <m:sSupPr>
-            <m:ctrlPr>
-              <w:rPr>
-                <w:rFonts w:ascii="Cambria Math" w:hAnsi="Cambria Math"/>
-                <w:i/>
-                <w:iCs/>
-              </w:rPr>
-            </m:ctrlPr>
-          </m:sSupPr>
-          <m:e>
-            <m:r>
-              <w:rPr>
-                <w:rFonts w:ascii="Cambria Math" w:hAnsi="Cambria Math"/>
-              </w:rPr>
-              <m:t>m</m:t>
-            </m:r>
-          </m:e>
-          <m:sup>
-            <m:r>
-              <w:rPr>
-                <w:rFonts w:ascii="Cambria Math" w:hAnsi="Cambria Math"/>
-              </w:rPr>
-              <m:t>-1</m:t>
-            </m:r>
-          </m:sup>
-        </m:sSup>
-      </m:oMath>
-    </w:p>
-    <w:p>
-      <w:r>
-        <w:rPr>
-          <w:iCs/>
-        </w:rPr>
-        <w:t xml:space="preserve"> </w:t>
-      </w:r>
+      <w:pPr>
+        <w:jc w:val="center"/>
+      </w:pPr>
+      <m:oMathPara>
+        <m:oMath>
+          <m:r>
+            <w:rPr>
+              <w:rFonts w:ascii="Cambria Math" w:hAnsi="Cambria Math"/>
+            </w:rPr>
+            <m:t>c=</m:t>
+          </m:r>
+          <m:f>
+            <m:fPr>
+              <m:ctrlPr>
+                <w:rPr>
+                  <w:rFonts w:ascii="Cambria Math" w:hAnsi="Cambria Math"/>
+                  <w:i/>
+                </w:rPr>
+              </m:ctrlPr>
+            </m:fPr>
+            <m:num>
+              <m:sSub>
+                <m:sSubPr>
+                  <m:ctrlPr>
+                    <w:rPr>
+                      <w:rFonts w:ascii="Cambria Math" w:hAnsi="Cambria Math"/>
+                      <w:iCs/>
+                    </w:rPr>
+                  </m:ctrlPr>
+                </m:sSubPr>
+                <m:e>
+                  <m:r>
+                    <m:rPr>
+                      <m:sty m:val="p"/>
+                    </m:rPr>
+                    <w:rPr>
+                      <w:rFonts w:ascii="Cambria Math" w:hAnsi="Cambria Math"/>
+                    </w:rPr>
+                    <m:t>W</m:t>
+                  </m:r>
+                </m:e>
+                <m:sub>
+                  <m:r>
+                    <m:rPr>
+                      <m:sty m:val="p"/>
+                    </m:rPr>
+                    <w:rPr>
+                      <w:rFonts w:ascii="Cambria Math" w:hAnsi="Cambria Math"/>
+                    </w:rPr>
+                    <m:t>eff</m:t>
+                  </m:r>
+                </m:sub>
+              </m:sSub>
+            </m:num>
+            <m:den>
+              <m:sSub>
+                <m:sSubPr>
+                  <m:ctrlPr>
+                    <w:rPr>
+                      <w:rFonts w:ascii="Cambria Math" w:hAnsi="Cambria Math"/>
+                    </w:rPr>
+                  </m:ctrlPr>
+                </m:sSubPr>
+                <m:e>
+                  <m:r>
+                    <m:rPr>
+                      <m:sty m:val="p"/>
+                    </m:rPr>
+                    <w:rPr>
+                      <w:rFonts w:ascii="Cambria Math" w:hAnsi="Cambria Math"/>
+                    </w:rPr>
+                    <m:t>v</m:t>
+                  </m:r>
+                </m:e>
+                <m:sub>
+                  <m:r>
+                    <m:rPr>
+                      <m:sty m:val="p"/>
+                    </m:rPr>
+                    <w:rPr>
+                      <w:rFonts w:ascii="Cambria Math" w:hAnsi="Cambria Math"/>
+                    </w:rPr>
+                    <m:t>t</m:t>
+                  </m:r>
+                </m:sub>
+              </m:sSub>
+            </m:den>
+          </m:f>
+          <m:r>
+            <w:rPr>
+              <w:rFonts w:ascii="Cambria Math" w:hAnsi="Cambria Math"/>
+            </w:rPr>
+            <m:t xml:space="preserve">≈ </m:t>
+          </m:r>
+          <m:f>
+            <m:fPr>
+              <m:ctrlPr>
+                <w:rPr>
+                  <w:rFonts w:ascii="Cambria Math" w:hAnsi="Cambria Math"/>
+                  <w:i/>
+                </w:rPr>
+              </m:ctrlPr>
+            </m:fPr>
+            <m:num>
+              <m:r>
+                <m:rPr>
+                  <m:sty m:val="p"/>
+                </m:rPr>
+                <w:rPr>
+                  <w:rFonts w:ascii="Cambria Math" w:hAnsi="Cambria Math"/>
+                </w:rPr>
+                <m:t>0.0306</m:t>
+              </m:r>
+            </m:num>
+            <m:den>
+              <m:r>
+                <m:rPr>
+                  <m:sty m:val="p"/>
+                </m:rPr>
+                <w:rPr>
+                  <w:rFonts w:ascii="Cambria Math" w:hAnsi="Cambria Math"/>
+                </w:rPr>
+                <m:t>0.186</m:t>
+              </m:r>
+            </m:den>
+          </m:f>
+          <m:r>
+            <w:rPr>
+              <w:rFonts w:ascii="Cambria Math" w:hAnsi="Cambria Math"/>
+            </w:rPr>
+            <m:t>≈0.164N</m:t>
+          </m:r>
+          <m:sSup>
+            <m:sSupPr>
+              <m:ctrlPr>
+                <w:rPr>
+                  <w:rFonts w:ascii="Cambria Math" w:hAnsi="Cambria Math"/>
+                  <w:i/>
+                  <w:iCs/>
+                </w:rPr>
+              </m:ctrlPr>
+            </m:sSupPr>
+            <m:e>
+              <m:r>
+                <w:rPr>
+                  <w:rFonts w:ascii="Cambria Math" w:hAnsi="Cambria Math"/>
+                </w:rPr>
+                <m:t>m</m:t>
+              </m:r>
+            </m:e>
+            <m:sup>
+              <m:r>
+                <w:rPr>
+                  <w:rFonts w:ascii="Cambria Math" w:hAnsi="Cambria Math"/>
+                </w:rPr>
+                <m:t>-1</m:t>
+              </m:r>
+            </m:sup>
+          </m:sSup>
+        </m:oMath>
+      </m:oMathPara>
     </w:p>
     <w:p>
       <m:oMathPara>
@@ -3106,11 +3411,6 @@
       </m:oMathPara>
     </w:p>
     <w:p>
-      <w:r>
-        <w:tab/>
-      </w:r>
-    </w:p>
-    <w:p>
       <m:oMathPara>
         <m:oMath>
           <m:r>
@@ -3151,82 +3451,36 @@
       <w:r>
         <w:t xml:space="preserve">. </w:t>
       </w:r>
-    </w:p>
-    <w:p>
       <w:r>
-        <w:rPr>
-          <w:noProof/>
-        </w:rPr>
-        <w:drawing>
-          <wp:anchor distT="0" distB="0" distL="114300" distR="114300" simplePos="0" relativeHeight="251658240" behindDoc="0" locked="0" layoutInCell="1" allowOverlap="1" wp14:anchorId="2FBB5E6A" wp14:editId="6F747B2C">
-            <wp:simplePos x="0" y="0"/>
-            <wp:positionH relativeFrom="column">
-              <wp:posOffset>1281065</wp:posOffset>
-            </wp:positionH>
-            <wp:positionV relativeFrom="paragraph">
-              <wp:posOffset>98833</wp:posOffset>
-            </wp:positionV>
-            <wp:extent cx="2005330" cy="2167255"/>
-            <wp:effectExtent l="0" t="0" r="0" b="4445"/>
-            <wp:wrapNone/>
-            <wp:docPr id="2098376146" name="Picture 2"/>
-            <wp:cNvGraphicFramePr>
-              <a:graphicFrameLocks xmlns:a="http://schemas.openxmlformats.org/drawingml/2006/main" noChangeAspect="1"/>
-            </wp:cNvGraphicFramePr>
-            <a:graphic xmlns:a="http://schemas.openxmlformats.org/drawingml/2006/main">
-              <a:graphicData uri="http://schemas.openxmlformats.org/drawingml/2006/picture">
-                <pic:pic xmlns:pic="http://schemas.openxmlformats.org/drawingml/2006/picture">
-                  <pic:nvPicPr>
-                    <pic:cNvPr id="0" name="Picture 2"/>
-                    <pic:cNvPicPr>
-                      <a:picLocks noChangeAspect="1" noChangeArrowheads="1"/>
-                    </pic:cNvPicPr>
-                  </pic:nvPicPr>
-                  <pic:blipFill rotWithShape="1">
-                    <a:blip r:embed="rId7" cstate="print">
-                      <a:extLst>
-                        <a:ext uri="{28A0092B-C50C-407E-A947-70E740481C1C}">
-                          <a14:useLocalDpi xmlns:a14="http://schemas.microsoft.com/office/drawing/2010/main" val="0"/>
-                        </a:ext>
-                      </a:extLst>
-                    </a:blip>
-                    <a:srcRect l="34794" t="27613" r="31398" b="16095"/>
-                    <a:stretch>
-                      <a:fillRect/>
-                    </a:stretch>
-                  </pic:blipFill>
-                  <pic:spPr bwMode="auto">
-                    <a:xfrm>
-                      <a:off x="0" y="0"/>
-                      <a:ext cx="2005330" cy="2167255"/>
-                    </a:xfrm>
-                    <a:prstGeom prst="rect">
-                      <a:avLst/>
-                    </a:prstGeom>
-                    <a:noFill/>
-                    <a:ln>
-                      <a:noFill/>
-                    </a:ln>
-                    <a:extLst>
-                      <a:ext uri="{53640926-AAD7-44D8-BBD7-CCE9431645EC}">
-                        <a14:shadowObscured xmlns:a14="http://schemas.microsoft.com/office/drawing/2010/main"/>
-                      </a:ext>
-                    </a:extLst>
-                  </pic:spPr>
-                </pic:pic>
-              </a:graphicData>
-            </a:graphic>
-          </wp:anchor>
-        </w:drawing>
+        <w:t xml:space="preserve">Since the object had no solid-to-solid contact, there were no coulomb friction and the coin stack moved freely in the water. Moreover, the very short time constant showed that the coin stacked had constant speed shortly after the release. Since there was no solid friction, the measured damping arises from the viscous drag, not friction. </w:t>
       </w:r>
+    </w:p>
+    <w:p>
+      <w:r>
+        <w:tab/>
+        <w:t>All the equipment used in this experiment had lowest possible cause.</w:t>
+      </w:r>
+      <w:r>
+        <w:t xml:space="preserve"> </w:t>
+      </w:r>
+      <w:r>
+        <w:t>Althou</w:t>
+      </w:r>
+      <w:r>
+        <w:t xml:space="preserve">gh the possible measured from the video resolution and possibility of slight sideways drift of the coin stack, the experiment still </w:t>
+      </w:r>
+      <w:r>
+        <w:t>demonstrates</w:t>
+      </w:r>
+      <w:r>
+        <w:t xml:space="preserve"> real measurable viscous behavior. </w:t>
+      </w:r>
+    </w:p>
+    <w:p>
       <w:r>
         <w:tab/>
       </w:r>
     </w:p>
-    <w:p/>
-    <w:p/>
-    <w:p/>
-    <w:p/>
     <w:p>
       <w:pPr>
         <w:jc w:val="right"/>
